--- a/products-storage/00-free-akt-skrytyh-rabot/01-perechen-rabot-trebuyushchih-akta.docx
+++ b/products-storage/00-free-akt-skrytyh-rabot/01-perechen-rabot-trebuyushchih-akta.docx
@@ -14,7 +14,12 @@
     <w:p/>
     <w:p>
       <w:r>
-        <w:t>Скрытая работа — та, результат которой перестаёт быть доступен для осмотра после выполнения следующей. Признак не в названии работы и не в её стоимости, а в том, закрывает ли её последующая конструкция. Отсюда правило: перечень определяется не привычкой участка, а проектом и технологической последовательностью на конкретном объекте.</w:t>
+        <w:t>Освидетельствованию подлежат работы, которые отвечают двум условиям сразу: они влияют на безопасность объекта и проконтролировать их после выполнения следующих работ уже нельзя. Оба условия действуют вместе, а не по выбору. Признак, таким образом, не в названии работы и не в её стоимости — он в том, что узел отвечает за безопасность и через шаг станет недоступен. Отсюда правило: перечень определяется не привычкой участка, а проектом и технологической последовательностью на конкретном объекте.</w:t>
+      </w:r>
+    </w:p>
+    <w:p>
+      <w:r>
+        <w:t>На практике перечень бывает шире нормы: договор и требования заказчика добавляют узлы, которые под оба условия не подходят. Это не ошибка — лишний акт стоит дешевле недостающего, — но и не норма, и спорить о перечне надо, различая одно и другое.</w:t>
       </w:r>
     </w:p>
     <w:p>
@@ -300,11 +305,112 @@
           </w:p>
         </w:tc>
       </w:tr>
+      <w:tr>
+        <w:tc>
+          <w:tcPr>
+            <w:tcW w:type="dxa" w:w="2880"/>
+          </w:tcPr>
+          <w:p>
+            <w:r>
+              <w:t>Фасады и наружные ограждающие</w:t>
+            </w:r>
+          </w:p>
+        </w:tc>
+        <w:tc>
+          <w:tcPr>
+            <w:tcW w:type="dxa" w:w="2880"/>
+          </w:tcPr>
+          <w:p>
+            <w:r>
+              <w:t>Узлы крепления навесных систем, анкеровка, деформационные швы, герметизация стыков</w:t>
+            </w:r>
+          </w:p>
+        </w:tc>
+        <w:tc>
+          <w:tcPr>
+            <w:tcW w:type="dxa" w:w="2880"/>
+          </w:tcPr>
+          <w:p>
+            <w:r>
+              <w:t>Облицовка, финишный слой</w:t>
+            </w:r>
+          </w:p>
+        </w:tc>
+      </w:tr>
+      <w:tr>
+        <w:tc>
+          <w:tcPr>
+            <w:tcW w:type="dxa" w:w="2880"/>
+          </w:tcPr>
+          <w:p>
+            <w:r>
+              <w:t>Огнезащита и электрозащита</w:t>
+            </w:r>
+          </w:p>
+        </w:tc>
+        <w:tc>
+          <w:tcPr>
+            <w:tcW w:type="dxa" w:w="2880"/>
+          </w:tcPr>
+          <w:p>
+            <w:r>
+              <w:t>Огнезащитная обработка конструкций, заземляющий контур, молниезащита</w:t>
+            </w:r>
+          </w:p>
+        </w:tc>
+        <w:tc>
+          <w:tcPr>
+            <w:tcW w:type="dxa" w:w="2880"/>
+          </w:tcPr>
+          <w:p>
+            <w:r>
+              <w:t>Зашивка, подвесной потолок, обратная засыпка</w:t>
+            </w:r>
+          </w:p>
+        </w:tc>
+      </w:tr>
+      <w:tr>
+        <w:tc>
+          <w:tcPr>
+            <w:tcW w:type="dxa" w:w="2880"/>
+          </w:tcPr>
+          <w:p>
+            <w:r>
+              <w:t>Свайные работы и наружные сети</w:t>
+            </w:r>
+          </w:p>
+        </w:tc>
+        <w:tc>
+          <w:tcPr>
+            <w:tcW w:type="dxa" w:w="2880"/>
+          </w:tcPr>
+          <w:p>
+            <w:r>
+              <w:t>Погружение и бетонирование свай, основания под наружные трубопроводы</w:t>
+            </w:r>
+          </w:p>
+        </w:tc>
+        <w:tc>
+          <w:tcPr>
+            <w:tcW w:type="dxa" w:w="2880"/>
+          </w:tcPr>
+          <w:p>
+            <w:r>
+              <w:t>Ростверк, засыпка траншеи</w:t>
+            </w:r>
+          </w:p>
+        </w:tc>
+      </w:tr>
     </w:tbl>
     <w:p/>
     <w:p>
       <w:r>
         <w:t>Таблица — не перечень для копирования в договор, а способ не пропустить узел при разборе своего проекта. Состав по объекту всегда шире или уже: он определяется проектом.</w:t>
+      </w:r>
+    </w:p>
+    <w:p>
+      <w:r>
+        <w:t>И ещё одно, из-за чего документ переделывают уже после сдачи: акт освидетельствования скрытых работ — не единственная форма. Отдельными актами закрываются разбивка осей, ответственные конструкции и участки сетей инженерно-технического обеспечения. Несущий монолит после бетонирования и смонтированный участок сети — частые случаи, когда узел из таблицы выше закрывается не актом скрытых работ, а своей формой. Вид акта определяется предметом, и его стоит уточнить до оформления, а не при сдаче комплекта.</w:t>
       </w:r>
     </w:p>
     <w:p>
@@ -320,7 +426,7 @@
         <w:pStyle w:val="ListBullet"/>
       </w:pPr>
       <w:r>
-        <w:t>Можно ли будет осмотреть результат без вскрытия конструкции после следующей работы — если нет, узел освидетельствуется.</w:t>
+        <w:t>Можно ли будет осмотреть результат без вскрытия конструкции после следующей работы — если нет, первое условие выполнено.</w:t>
       </w:r>
     </w:p>
     <w:p>
@@ -328,7 +434,7 @@
         <w:pStyle w:val="ListBullet"/>
       </w:pPr>
       <w:r>
-        <w:t>Влияет ли скрытый узел на безопасность или на работу конструкции — если да, он освидетельствуется даже когда формально остаётся доступным.</w:t>
+        <w:t>Влияет ли узел на безопасность объекта — если да, выполнено и второе, и узел освидетельствуется. Один признак без другого нормой не считается, но часто закрывается актом по требованию договора.</w:t>
       </w:r>
     </w:p>
     <w:p>
